--- a/lab04/lab04_conditionals.docx
+++ b/lab04/lab04_conditionals.docx
@@ -728,6 +728,46 @@
                                 <w:szCs w:val="32"/>
                               </w:rPr>
                             </w:pPr>
+                            <w:r>
+                              <w:rPr>
+                                <w:noProof/>
+                              </w:rPr>
+                              <w:drawing>
+                                <wp:inline distT="0" distB="0" distL="0" distR="0" wp14:anchorId="311A68B0" wp14:editId="5D2EEDEB">
+                                  <wp:extent cx="4290060" cy="3836670"/>
+                                  <wp:effectExtent l="0" t="0" r="0" b="0"/>
+                                  <wp:docPr id="1466667706" name="Picture 1"/>
+                                  <wp:cNvGraphicFramePr>
+                                    <a:graphicFrameLocks xmlns:a="http://schemas.openxmlformats.org/drawingml/2006/main" noChangeAspect="1"/>
+                                  </wp:cNvGraphicFramePr>
+                                  <a:graphic xmlns:a="http://schemas.openxmlformats.org/drawingml/2006/main">
+                                    <a:graphicData uri="http://schemas.openxmlformats.org/drawingml/2006/picture">
+                                      <pic:pic xmlns:pic="http://schemas.openxmlformats.org/drawingml/2006/picture">
+                                        <pic:nvPicPr>
+                                          <pic:cNvPr id="1466667706" name=""/>
+                                          <pic:cNvPicPr/>
+                                        </pic:nvPicPr>
+                                        <pic:blipFill>
+                                          <a:blip r:embed="rId7"/>
+                                          <a:stretch>
+                                            <a:fillRect/>
+                                          </a:stretch>
+                                        </pic:blipFill>
+                                        <pic:spPr>
+                                          <a:xfrm>
+                                            <a:off x="0" y="0"/>
+                                            <a:ext cx="4290060" cy="3836670"/>
+                                          </a:xfrm>
+                                          <a:prstGeom prst="rect">
+                                            <a:avLst/>
+                                          </a:prstGeom>
+                                        </pic:spPr>
+                                      </pic:pic>
+                                    </a:graphicData>
+                                  </a:graphic>
+                                </wp:inline>
+                              </w:drawing>
+                            </w:r>
                           </w:p>
                           <w:p>
                             <w:pPr>
@@ -843,6 +883,46 @@
                           <w:szCs w:val="32"/>
                         </w:rPr>
                       </w:pPr>
+                      <w:r>
+                        <w:rPr>
+                          <w:noProof/>
+                        </w:rPr>
+                        <w:drawing>
+                          <wp:inline distT="0" distB="0" distL="0" distR="0" wp14:anchorId="311A68B0" wp14:editId="5D2EEDEB">
+                            <wp:extent cx="4290060" cy="3836670"/>
+                            <wp:effectExtent l="0" t="0" r="0" b="0"/>
+                            <wp:docPr id="1466667706" name="Picture 1"/>
+                            <wp:cNvGraphicFramePr>
+                              <a:graphicFrameLocks xmlns:a="http://schemas.openxmlformats.org/drawingml/2006/main" noChangeAspect="1"/>
+                            </wp:cNvGraphicFramePr>
+                            <a:graphic xmlns:a="http://schemas.openxmlformats.org/drawingml/2006/main">
+                              <a:graphicData uri="http://schemas.openxmlformats.org/drawingml/2006/picture">
+                                <pic:pic xmlns:pic="http://schemas.openxmlformats.org/drawingml/2006/picture">
+                                  <pic:nvPicPr>
+                                    <pic:cNvPr id="1466667706" name=""/>
+                                    <pic:cNvPicPr/>
+                                  </pic:nvPicPr>
+                                  <pic:blipFill>
+                                    <a:blip r:embed="rId7"/>
+                                    <a:stretch>
+                                      <a:fillRect/>
+                                    </a:stretch>
+                                  </pic:blipFill>
+                                  <pic:spPr>
+                                    <a:xfrm>
+                                      <a:off x="0" y="0"/>
+                                      <a:ext cx="4290060" cy="3836670"/>
+                                    </a:xfrm>
+                                    <a:prstGeom prst="rect">
+                                      <a:avLst/>
+                                    </a:prstGeom>
+                                  </pic:spPr>
+                                </pic:pic>
+                              </a:graphicData>
+                            </a:graphic>
+                          </wp:inline>
+                        </w:drawing>
+                      </w:r>
                     </w:p>
                     <w:p>
                       <w:pPr>
@@ -1642,6 +1722,46 @@
                                 <w:szCs w:val="32"/>
                               </w:rPr>
                             </w:pPr>
+                            <w:r>
+                              <w:rPr>
+                                <w:noProof/>
+                              </w:rPr>
+                              <w:drawing>
+                                <wp:inline distT="0" distB="0" distL="0" distR="0" wp14:anchorId="1A82EF98" wp14:editId="0977DBE7">
+                                  <wp:extent cx="5509260" cy="5601335"/>
+                                  <wp:effectExtent l="0" t="0" r="0" b="0"/>
+                                  <wp:docPr id="1125272524" name="Picture 1" descr="A screenshot of a computer program&#10;&#10;AI-generated content may be incorrect."/>
+                                  <wp:cNvGraphicFramePr>
+                                    <a:graphicFrameLocks xmlns:a="http://schemas.openxmlformats.org/drawingml/2006/main" noChangeAspect="1"/>
+                                  </wp:cNvGraphicFramePr>
+                                  <a:graphic xmlns:a="http://schemas.openxmlformats.org/drawingml/2006/main">
+                                    <a:graphicData uri="http://schemas.openxmlformats.org/drawingml/2006/picture">
+                                      <pic:pic xmlns:pic="http://schemas.openxmlformats.org/drawingml/2006/picture">
+                                        <pic:nvPicPr>
+                                          <pic:cNvPr id="1125272524" name="Picture 1" descr="A screenshot of a computer program&#10;&#10;AI-generated content may be incorrect."/>
+                                          <pic:cNvPicPr/>
+                                        </pic:nvPicPr>
+                                        <pic:blipFill>
+                                          <a:blip r:embed="rId8"/>
+                                          <a:stretch>
+                                            <a:fillRect/>
+                                          </a:stretch>
+                                        </pic:blipFill>
+                                        <pic:spPr>
+                                          <a:xfrm>
+                                            <a:off x="0" y="0"/>
+                                            <a:ext cx="5509260" cy="5601335"/>
+                                          </a:xfrm>
+                                          <a:prstGeom prst="rect">
+                                            <a:avLst/>
+                                          </a:prstGeom>
+                                        </pic:spPr>
+                                      </pic:pic>
+                                    </a:graphicData>
+                                  </a:graphic>
+                                </wp:inline>
+                              </w:drawing>
+                            </w:r>
                           </w:p>
                           <w:p>
                             <w:pPr>
@@ -1757,6 +1877,46 @@
                           <w:szCs w:val="32"/>
                         </w:rPr>
                       </w:pPr>
+                      <w:r>
+                        <w:rPr>
+                          <w:noProof/>
+                        </w:rPr>
+                        <w:drawing>
+                          <wp:inline distT="0" distB="0" distL="0" distR="0" wp14:anchorId="1A82EF98" wp14:editId="0977DBE7">
+                            <wp:extent cx="5509260" cy="5601335"/>
+                            <wp:effectExtent l="0" t="0" r="0" b="0"/>
+                            <wp:docPr id="1125272524" name="Picture 1" descr="A screenshot of a computer program&#10;&#10;AI-generated content may be incorrect."/>
+                            <wp:cNvGraphicFramePr>
+                              <a:graphicFrameLocks xmlns:a="http://schemas.openxmlformats.org/drawingml/2006/main" noChangeAspect="1"/>
+                            </wp:cNvGraphicFramePr>
+                            <a:graphic xmlns:a="http://schemas.openxmlformats.org/drawingml/2006/main">
+                              <a:graphicData uri="http://schemas.openxmlformats.org/drawingml/2006/picture">
+                                <pic:pic xmlns:pic="http://schemas.openxmlformats.org/drawingml/2006/picture">
+                                  <pic:nvPicPr>
+                                    <pic:cNvPr id="1125272524" name="Picture 1" descr="A screenshot of a computer program&#10;&#10;AI-generated content may be incorrect."/>
+                                    <pic:cNvPicPr/>
+                                  </pic:nvPicPr>
+                                  <pic:blipFill>
+                                    <a:blip r:embed="rId8"/>
+                                    <a:stretch>
+                                      <a:fillRect/>
+                                    </a:stretch>
+                                  </pic:blipFill>
+                                  <pic:spPr>
+                                    <a:xfrm>
+                                      <a:off x="0" y="0"/>
+                                      <a:ext cx="5509260" cy="5601335"/>
+                                    </a:xfrm>
+                                    <a:prstGeom prst="rect">
+                                      <a:avLst/>
+                                    </a:prstGeom>
+                                  </pic:spPr>
+                                </pic:pic>
+                              </a:graphicData>
+                            </a:graphic>
+                          </wp:inline>
+                        </w:drawing>
+                      </w:r>
                     </w:p>
                     <w:p>
                       <w:pPr>
@@ -2791,6 +2951,46 @@
                                 <w:szCs w:val="32"/>
                               </w:rPr>
                             </w:pPr>
+                            <w:r>
+                              <w:rPr>
+                                <w:noProof/>
+                              </w:rPr>
+                              <w:drawing>
+                                <wp:inline distT="0" distB="0" distL="0" distR="0" wp14:anchorId="3A931797" wp14:editId="37FCC510">
+                                  <wp:extent cx="4758690" cy="5319395"/>
+                                  <wp:effectExtent l="0" t="0" r="3810" b="0"/>
+                                  <wp:docPr id="1002339128" name="Picture 1"/>
+                                  <wp:cNvGraphicFramePr>
+                                    <a:graphicFrameLocks xmlns:a="http://schemas.openxmlformats.org/drawingml/2006/main" noChangeAspect="1"/>
+                                  </wp:cNvGraphicFramePr>
+                                  <a:graphic xmlns:a="http://schemas.openxmlformats.org/drawingml/2006/main">
+                                    <a:graphicData uri="http://schemas.openxmlformats.org/drawingml/2006/picture">
+                                      <pic:pic xmlns:pic="http://schemas.openxmlformats.org/drawingml/2006/picture">
+                                        <pic:nvPicPr>
+                                          <pic:cNvPr id="1002339128" name=""/>
+                                          <pic:cNvPicPr/>
+                                        </pic:nvPicPr>
+                                        <pic:blipFill>
+                                          <a:blip r:embed="rId9"/>
+                                          <a:stretch>
+                                            <a:fillRect/>
+                                          </a:stretch>
+                                        </pic:blipFill>
+                                        <pic:spPr>
+                                          <a:xfrm>
+                                            <a:off x="0" y="0"/>
+                                            <a:ext cx="4758690" cy="5319395"/>
+                                          </a:xfrm>
+                                          <a:prstGeom prst="rect">
+                                            <a:avLst/>
+                                          </a:prstGeom>
+                                        </pic:spPr>
+                                      </pic:pic>
+                                    </a:graphicData>
+                                  </a:graphic>
+                                </wp:inline>
+                              </w:drawing>
+                            </w:r>
                           </w:p>
                           <w:p>
                             <w:pPr>
@@ -2924,6 +3124,46 @@
                           <w:szCs w:val="32"/>
                         </w:rPr>
                       </w:pPr>
+                      <w:r>
+                        <w:rPr>
+                          <w:noProof/>
+                        </w:rPr>
+                        <w:drawing>
+                          <wp:inline distT="0" distB="0" distL="0" distR="0" wp14:anchorId="3A931797" wp14:editId="37FCC510">
+                            <wp:extent cx="4758690" cy="5319395"/>
+                            <wp:effectExtent l="0" t="0" r="3810" b="0"/>
+                            <wp:docPr id="1002339128" name="Picture 1"/>
+                            <wp:cNvGraphicFramePr>
+                              <a:graphicFrameLocks xmlns:a="http://schemas.openxmlformats.org/drawingml/2006/main" noChangeAspect="1"/>
+                            </wp:cNvGraphicFramePr>
+                            <a:graphic xmlns:a="http://schemas.openxmlformats.org/drawingml/2006/main">
+                              <a:graphicData uri="http://schemas.openxmlformats.org/drawingml/2006/picture">
+                                <pic:pic xmlns:pic="http://schemas.openxmlformats.org/drawingml/2006/picture">
+                                  <pic:nvPicPr>
+                                    <pic:cNvPr id="1002339128" name=""/>
+                                    <pic:cNvPicPr/>
+                                  </pic:nvPicPr>
+                                  <pic:blipFill>
+                                    <a:blip r:embed="rId9"/>
+                                    <a:stretch>
+                                      <a:fillRect/>
+                                    </a:stretch>
+                                  </pic:blipFill>
+                                  <pic:spPr>
+                                    <a:xfrm>
+                                      <a:off x="0" y="0"/>
+                                      <a:ext cx="4758690" cy="5319395"/>
+                                    </a:xfrm>
+                                    <a:prstGeom prst="rect">
+                                      <a:avLst/>
+                                    </a:prstGeom>
+                                  </pic:spPr>
+                                </pic:pic>
+                              </a:graphicData>
+                            </a:graphic>
+                          </wp:inline>
+                        </w:drawing>
+                      </w:r>
                     </w:p>
                     <w:p>
                       <w:pPr>
@@ -4687,7 +4927,6 @@
           <w:bCs/>
           <w:sz w:val="24"/>
           <w:szCs w:val="24"/>
-          <w:cs/>
         </w:rPr>
       </w:pPr>
       <w:r>
@@ -4698,24 +4937,47 @@
           <w:sz w:val="24"/>
           <w:szCs w:val="24"/>
         </w:rPr>
-        <w:t xml:space="preserve">Code </w:t>
-      </w:r>
-      <w:r>
-        <w:rPr>
-          <w:rFonts w:ascii="Leelawadee UI" w:hAnsi="Leelawadee UI" w:cs="Leelawadee UI" w:hint="cs"/>
-          <w:b/>
-          <w:bCs/>
-          <w:sz w:val="24"/>
-          <w:szCs w:val="24"/>
-          <w:cs/>
-        </w:rPr>
-        <w:t>ที่ใช้ พร้อมผลของตนเอง</w:t>
+        <w:br w:type="page"/>
       </w:r>
     </w:p>
     <w:p>
       <w:pPr>
         <w:rPr>
+          <w:rFonts w:ascii="Leelawadee UI" w:hAnsi="Leelawadee UI" w:cs="Leelawadee UI"/>
+          <w:b/>
+          <w:bCs/>
+          <w:sz w:val="24"/>
+          <w:szCs w:val="24"/>
+          <w:cs/>
+        </w:rPr>
+      </w:pPr>
+      <w:r>
+        <w:rPr>
+          <w:rFonts w:ascii="Leelawadee UI" w:hAnsi="Leelawadee UI" w:cs="Leelawadee UI"/>
+          <w:b/>
+          <w:bCs/>
+          <w:sz w:val="24"/>
+          <w:szCs w:val="24"/>
+        </w:rPr>
+        <w:lastRenderedPageBreak/>
+        <w:t xml:space="preserve">Code </w:t>
+      </w:r>
+      <w:r>
+        <w:rPr>
           <w:rFonts w:ascii="Leelawadee UI" w:hAnsi="Leelawadee UI" w:cs="Leelawadee UI" w:hint="cs"/>
+          <w:b/>
+          <w:bCs/>
+          <w:sz w:val="24"/>
+          <w:szCs w:val="24"/>
+          <w:cs/>
+        </w:rPr>
+        <w:t>ที่ใช้ พร้อมผลของตนเอง</w:t>
+      </w:r>
+    </w:p>
+    <w:p>
+      <w:pPr>
+        <w:rPr>
+          <w:rFonts w:ascii="Leelawadee UI" w:hAnsi="Leelawadee UI" w:cs="Leelawadee UI"/>
           <w:b/>
           <w:bCs/>
           <w:sz w:val="24"/>
@@ -4734,9 +4996,9 @@
         <mc:AlternateContent>
           <mc:Choice Requires="wps">
             <w:drawing>
-              <wp:inline distT="0" distB="0" distL="0" distR="0" wp14:anchorId="6D1EE8DF" wp14:editId="73821204">
-                <wp:extent cx="5701030" cy="3664424"/>
-                <wp:effectExtent l="0" t="0" r="13970" b="12700"/>
+              <wp:inline distT="0" distB="0" distL="0" distR="0" wp14:anchorId="6D1EE8DF" wp14:editId="402C982B">
+                <wp:extent cx="5701030" cy="6908800"/>
+                <wp:effectExtent l="0" t="0" r="13970" b="25400"/>
                 <wp:docPr id="634810833" name="Text Box 2"/>
                 <wp:cNvGraphicFramePr>
                   <a:graphicFrameLocks xmlns:a="http://schemas.openxmlformats.org/drawingml/2006/main"/>
@@ -4750,7 +5012,7 @@
                       <wps:spPr bwMode="auto">
                         <a:xfrm>
                           <a:off x="0" y="0"/>
-                          <a:ext cx="5701030" cy="3664424"/>
+                          <a:ext cx="5701030" cy="6908800"/>
                         </a:xfrm>
                         <a:prstGeom prst="rect">
                           <a:avLst/>
@@ -4777,6 +5039,46 @@
                                 <w:szCs w:val="32"/>
                               </w:rPr>
                             </w:pPr>
+                            <w:r>
+                              <w:rPr>
+                                <w:noProof/>
+                              </w:rPr>
+                              <w:drawing>
+                                <wp:inline distT="0" distB="0" distL="0" distR="0" wp14:anchorId="34F3D330" wp14:editId="5D1138DB">
+                                  <wp:extent cx="4210050" cy="6742810"/>
+                                  <wp:effectExtent l="0" t="0" r="0" b="1270"/>
+                                  <wp:docPr id="2063689338" name="Picture 1" descr="A screenshot of a computer program&#10;&#10;AI-generated content may be incorrect."/>
+                                  <wp:cNvGraphicFramePr>
+                                    <a:graphicFrameLocks xmlns:a="http://schemas.openxmlformats.org/drawingml/2006/main" noChangeAspect="1"/>
+                                  </wp:cNvGraphicFramePr>
+                                  <a:graphic xmlns:a="http://schemas.openxmlformats.org/drawingml/2006/main">
+                                    <a:graphicData uri="http://schemas.openxmlformats.org/drawingml/2006/picture">
+                                      <pic:pic xmlns:pic="http://schemas.openxmlformats.org/drawingml/2006/picture">
+                                        <pic:nvPicPr>
+                                          <pic:cNvPr id="2063689338" name="Picture 1" descr="A screenshot of a computer program&#10;&#10;AI-generated content may be incorrect."/>
+                                          <pic:cNvPicPr/>
+                                        </pic:nvPicPr>
+                                        <pic:blipFill>
+                                          <a:blip r:embed="rId10"/>
+                                          <a:stretch>
+                                            <a:fillRect/>
+                                          </a:stretch>
+                                        </pic:blipFill>
+                                        <pic:spPr>
+                                          <a:xfrm>
+                                            <a:off x="0" y="0"/>
+                                            <a:ext cx="4218747" cy="6756740"/>
+                                          </a:xfrm>
+                                          <a:prstGeom prst="rect">
+                                            <a:avLst/>
+                                          </a:prstGeom>
+                                        </pic:spPr>
+                                      </pic:pic>
+                                    </a:graphicData>
+                                  </a:graphic>
+                                </wp:inline>
+                              </w:drawing>
+                            </w:r>
                           </w:p>
                           <w:p>
                             <w:pPr>
@@ -4881,7 +5183,7 @@
           </mc:Choice>
           <mc:Fallback>
             <w:pict>
-              <v:shape w14:anchorId="6D1EE8DF" id="_x0000_s1041" type="#_x0000_t202" style="width:448.9pt;height:288.55pt;visibility:visible;mso-wrap-style:square;mso-left-percent:-10001;mso-top-percent:-10001;mso-position-horizontal:absolute;mso-position-horizontal-relative:char;mso-position-vertical:absolute;mso-position-vertical-relative:line;mso-left-percent:-10001;mso-top-percent:-10001;v-text-anchor:top" o:gfxdata="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">
+              <v:shape w14:anchorId="6D1EE8DF" id="_x0000_s1041" type="#_x0000_t202" style="width:448.9pt;height:544pt;visibility:visible;mso-wrap-style:square;mso-left-percent:-10001;mso-top-percent:-10001;mso-position-horizontal:absolute;mso-position-horizontal-relative:char;mso-position-vertical:absolute;mso-position-vertical-relative:line;mso-left-percent:-10001;mso-top-percent:-10001;v-text-anchor:top" o:gfxdata="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">
                 <v:textbox>
                   <w:txbxContent>
                     <w:p>
@@ -4892,6 +5194,46 @@
                           <w:szCs w:val="32"/>
                         </w:rPr>
                       </w:pPr>
+                      <w:r>
+                        <w:rPr>
+                          <w:noProof/>
+                        </w:rPr>
+                        <w:drawing>
+                          <wp:inline distT="0" distB="0" distL="0" distR="0" wp14:anchorId="34F3D330" wp14:editId="5D1138DB">
+                            <wp:extent cx="4210050" cy="6742810"/>
+                            <wp:effectExtent l="0" t="0" r="0" b="1270"/>
+                            <wp:docPr id="2063689338" name="Picture 1" descr="A screenshot of a computer program&#10;&#10;AI-generated content may be incorrect."/>
+                            <wp:cNvGraphicFramePr>
+                              <a:graphicFrameLocks xmlns:a="http://schemas.openxmlformats.org/drawingml/2006/main" noChangeAspect="1"/>
+                            </wp:cNvGraphicFramePr>
+                            <a:graphic xmlns:a="http://schemas.openxmlformats.org/drawingml/2006/main">
+                              <a:graphicData uri="http://schemas.openxmlformats.org/drawingml/2006/picture">
+                                <pic:pic xmlns:pic="http://schemas.openxmlformats.org/drawingml/2006/picture">
+                                  <pic:nvPicPr>
+                                    <pic:cNvPr id="2063689338" name="Picture 1" descr="A screenshot of a computer program&#10;&#10;AI-generated content may be incorrect."/>
+                                    <pic:cNvPicPr/>
+                                  </pic:nvPicPr>
+                                  <pic:blipFill>
+                                    <a:blip r:embed="rId10"/>
+                                    <a:stretch>
+                                      <a:fillRect/>
+                                    </a:stretch>
+                                  </pic:blipFill>
+                                  <pic:spPr>
+                                    <a:xfrm>
+                                      <a:off x="0" y="0"/>
+                                      <a:ext cx="4218747" cy="6756740"/>
+                                    </a:xfrm>
+                                    <a:prstGeom prst="rect">
+                                      <a:avLst/>
+                                    </a:prstGeom>
+                                  </pic:spPr>
+                                </pic:pic>
+                              </a:graphicData>
+                            </a:graphic>
+                          </wp:inline>
+                        </w:drawing>
+                      </w:r>
                     </w:p>
                     <w:p>
                       <w:pPr>
@@ -4990,6 +5332,27 @@
             </w:pict>
           </mc:Fallback>
         </mc:AlternateContent>
+      </w:r>
+    </w:p>
+    <w:p>
+      <w:pPr>
+        <w:rPr>
+          <w:rFonts w:ascii="Leelawadee UI" w:hAnsi="Leelawadee UI" w:cs="Leelawadee UI"/>
+          <w:b/>
+          <w:bCs/>
+          <w:sz w:val="24"/>
+          <w:szCs w:val="24"/>
+        </w:rPr>
+      </w:pPr>
+      <w:r>
+        <w:rPr>
+          <w:rFonts w:ascii="Leelawadee UI" w:hAnsi="Leelawadee UI" w:cs="Leelawadee UI"/>
+          <w:b/>
+          <w:bCs/>
+          <w:sz w:val="24"/>
+          <w:szCs w:val="24"/>
+        </w:rPr>
+        <w:br w:type="page"/>
       </w:r>
     </w:p>
     <w:p>
@@ -6124,7 +6487,7 @@
     <w:p>
       <w:pPr>
         <w:rPr>
-          <w:rFonts w:ascii="Leelawadee UI" w:hAnsi="Leelawadee UI" w:cs="Leelawadee UI" w:hint="cs"/>
+          <w:rFonts w:ascii="Leelawadee UI" w:hAnsi="Leelawadee UI" w:cs="Leelawadee UI"/>
           <w:sz w:val="24"/>
           <w:szCs w:val="24"/>
         </w:rPr>
@@ -6470,20 +6833,57 @@
       </w:pPr>
       <w:r>
         <w:rPr>
-          <w:rFonts w:ascii="Leelawadee UI" w:hAnsi="Leelawadee UI" w:cs="Leelawadee UI" w:hint="cs"/>
+          <w:rFonts w:ascii="Leelawadee UI" w:hAnsi="Leelawadee UI" w:cs="Leelawadee UI"/>
           <w:b/>
           <w:bCs/>
           <w:sz w:val="24"/>
           <w:szCs w:val="24"/>
           <w:cs/>
         </w:rPr>
-        <w:t>ผลลัพท์</w:t>
+        <w:br w:type="page"/>
       </w:r>
     </w:p>
     <w:p>
       <w:pPr>
         <w:rPr>
+          <w:rFonts w:ascii="Leelawadee UI" w:hAnsi="Leelawadee UI" w:cs="Leelawadee UI"/>
+          <w:b/>
+          <w:bCs/>
+          <w:sz w:val="24"/>
+          <w:szCs w:val="24"/>
+          <w:cs/>
+        </w:rPr>
+      </w:pPr>
+      <w:r>
+        <w:rPr>
           <w:rFonts w:ascii="Leelawadee UI" w:hAnsi="Leelawadee UI" w:cs="Leelawadee UI" w:hint="cs"/>
+          <w:b/>
+          <w:bCs/>
+          <w:sz w:val="24"/>
+          <w:szCs w:val="24"/>
+          <w:cs/>
+        </w:rPr>
+        <w:lastRenderedPageBreak/>
+        <w:t>ผล</w:t>
+      </w:r>
+      <w:proofErr w:type="spellStart"/>
+      <w:r>
+        <w:rPr>
+          <w:rFonts w:ascii="Leelawadee UI" w:hAnsi="Leelawadee UI" w:cs="Leelawadee UI" w:hint="cs"/>
+          <w:b/>
+          <w:bCs/>
+          <w:sz w:val="24"/>
+          <w:szCs w:val="24"/>
+          <w:cs/>
+        </w:rPr>
+        <w:t>ลัพท์</w:t>
+      </w:r>
+      <w:proofErr w:type="spellEnd"/>
+    </w:p>
+    <w:p>
+      <w:pPr>
+        <w:rPr>
+          <w:rFonts w:ascii="Leelawadee UI" w:hAnsi="Leelawadee UI" w:cs="Leelawadee UI"/>
           <w:b/>
           <w:bCs/>
           <w:sz w:val="24"/>
@@ -6502,9 +6902,9 @@
         <mc:AlternateContent>
           <mc:Choice Requires="wps">
             <w:drawing>
-              <wp:inline distT="0" distB="0" distL="0" distR="0" wp14:anchorId="3DAF7C88" wp14:editId="1D4C4647">
-                <wp:extent cx="5701030" cy="2057400"/>
-                <wp:effectExtent l="0" t="0" r="13970" b="19050"/>
+              <wp:inline distT="0" distB="0" distL="0" distR="0" wp14:anchorId="3DAF7C88" wp14:editId="2CC983AA">
+                <wp:extent cx="5701030" cy="7972425"/>
+                <wp:effectExtent l="0" t="0" r="13970" b="28575"/>
                 <wp:docPr id="6" name="Text Box 2"/>
                 <wp:cNvGraphicFramePr>
                   <a:graphicFrameLocks xmlns:a="http://schemas.openxmlformats.org/drawingml/2006/main"/>
@@ -6518,7 +6918,7 @@
                       <wps:spPr bwMode="auto">
                         <a:xfrm>
                           <a:off x="0" y="0"/>
-                          <a:ext cx="5701030" cy="2057400"/>
+                          <a:ext cx="5701030" cy="7972425"/>
                         </a:xfrm>
                         <a:prstGeom prst="rect">
                           <a:avLst/>
@@ -6545,6 +6945,46 @@
                                 <w:szCs w:val="32"/>
                               </w:rPr>
                             </w:pPr>
+                            <w:r>
+                              <w:rPr>
+                                <w:noProof/>
+                              </w:rPr>
+                              <w:drawing>
+                                <wp:inline distT="0" distB="0" distL="0" distR="0" wp14:anchorId="3835E10E" wp14:editId="1C1AD7C3">
+                                  <wp:extent cx="5180151" cy="7686675"/>
+                                  <wp:effectExtent l="0" t="0" r="1905" b="0"/>
+                                  <wp:docPr id="741577490" name="Picture 1" descr="A screenshot of a computer program&#10;&#10;AI-generated content may be incorrect."/>
+                                  <wp:cNvGraphicFramePr>
+                                    <a:graphicFrameLocks xmlns:a="http://schemas.openxmlformats.org/drawingml/2006/main" noChangeAspect="1"/>
+                                  </wp:cNvGraphicFramePr>
+                                  <a:graphic xmlns:a="http://schemas.openxmlformats.org/drawingml/2006/main">
+                                    <a:graphicData uri="http://schemas.openxmlformats.org/drawingml/2006/picture">
+                                      <pic:pic xmlns:pic="http://schemas.openxmlformats.org/drawingml/2006/picture">
+                                        <pic:nvPicPr>
+                                          <pic:cNvPr id="741577490" name="Picture 1" descr="A screenshot of a computer program&#10;&#10;AI-generated content may be incorrect."/>
+                                          <pic:cNvPicPr/>
+                                        </pic:nvPicPr>
+                                        <pic:blipFill>
+                                          <a:blip r:embed="rId11"/>
+                                          <a:stretch>
+                                            <a:fillRect/>
+                                          </a:stretch>
+                                        </pic:blipFill>
+                                        <pic:spPr>
+                                          <a:xfrm>
+                                            <a:off x="0" y="0"/>
+                                            <a:ext cx="5189382" cy="7700372"/>
+                                          </a:xfrm>
+                                          <a:prstGeom prst="rect">
+                                            <a:avLst/>
+                                          </a:prstGeom>
+                                        </pic:spPr>
+                                      </pic:pic>
+                                    </a:graphicData>
+                                  </a:graphic>
+                                </wp:inline>
+                              </w:drawing>
+                            </w:r>
                           </w:p>
                           <w:p>
                             <w:pPr>
@@ -6649,7 +7089,7 @@
           </mc:Choice>
           <mc:Fallback>
             <w:pict>
-              <v:shape w14:anchorId="3DAF7C88" id="_x0000_s1046" type="#_x0000_t202" style="width:448.9pt;height:162pt;visibility:visible;mso-wrap-style:square;mso-left-percent:-10001;mso-top-percent:-10001;mso-position-horizontal:absolute;mso-position-horizontal-relative:char;mso-position-vertical:absolute;mso-position-vertical-relative:line;mso-left-percent:-10001;mso-top-percent:-10001;v-text-anchor:top" o:gfxdata="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">
+              <v:shape w14:anchorId="3DAF7C88" id="_x0000_s1046" type="#_x0000_t202" style="width:448.9pt;height:627.75pt;visibility:visible;mso-wrap-style:square;mso-left-percent:-10001;mso-top-percent:-10001;mso-position-horizontal:absolute;mso-position-horizontal-relative:char;mso-position-vertical:absolute;mso-position-vertical-relative:line;mso-left-percent:-10001;mso-top-percent:-10001;v-text-anchor:top" o:gfxdata="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">
                 <v:textbox>
                   <w:txbxContent>
                     <w:p>
@@ -6660,6 +7100,46 @@
                           <w:szCs w:val="32"/>
                         </w:rPr>
                       </w:pPr>
+                      <w:r>
+                        <w:rPr>
+                          <w:noProof/>
+                        </w:rPr>
+                        <w:drawing>
+                          <wp:inline distT="0" distB="0" distL="0" distR="0" wp14:anchorId="3835E10E" wp14:editId="1C1AD7C3">
+                            <wp:extent cx="5180151" cy="7686675"/>
+                            <wp:effectExtent l="0" t="0" r="1905" b="0"/>
+                            <wp:docPr id="741577490" name="Picture 1" descr="A screenshot of a computer program&#10;&#10;AI-generated content may be incorrect."/>
+                            <wp:cNvGraphicFramePr>
+                              <a:graphicFrameLocks xmlns:a="http://schemas.openxmlformats.org/drawingml/2006/main" noChangeAspect="1"/>
+                            </wp:cNvGraphicFramePr>
+                            <a:graphic xmlns:a="http://schemas.openxmlformats.org/drawingml/2006/main">
+                              <a:graphicData uri="http://schemas.openxmlformats.org/drawingml/2006/picture">
+                                <pic:pic xmlns:pic="http://schemas.openxmlformats.org/drawingml/2006/picture">
+                                  <pic:nvPicPr>
+                                    <pic:cNvPr id="741577490" name="Picture 1" descr="A screenshot of a computer program&#10;&#10;AI-generated content may be incorrect."/>
+                                    <pic:cNvPicPr/>
+                                  </pic:nvPicPr>
+                                  <pic:blipFill>
+                                    <a:blip r:embed="rId11"/>
+                                    <a:stretch>
+                                      <a:fillRect/>
+                                    </a:stretch>
+                                  </pic:blipFill>
+                                  <pic:spPr>
+                                    <a:xfrm>
+                                      <a:off x="0" y="0"/>
+                                      <a:ext cx="5189382" cy="7700372"/>
+                                    </a:xfrm>
+                                    <a:prstGeom prst="rect">
+                                      <a:avLst/>
+                                    </a:prstGeom>
+                                  </pic:spPr>
+                                </pic:pic>
+                              </a:graphicData>
+                            </a:graphic>
+                          </wp:inline>
+                        </w:drawing>
+                      </w:r>
                     </w:p>
                     <w:p>
                       <w:pPr>
@@ -6758,6 +7238,27 @@
             </w:pict>
           </mc:Fallback>
         </mc:AlternateContent>
+      </w:r>
+    </w:p>
+    <w:p>
+      <w:pPr>
+        <w:rPr>
+          <w:rFonts w:ascii="Leelawadee UI" w:hAnsi="Leelawadee UI" w:cs="Leelawadee UI"/>
+          <w:b/>
+          <w:bCs/>
+          <w:sz w:val="24"/>
+          <w:szCs w:val="24"/>
+        </w:rPr>
+      </w:pPr>
+      <w:r>
+        <w:rPr>
+          <w:rFonts w:ascii="Leelawadee UI" w:hAnsi="Leelawadee UI" w:cs="Leelawadee UI"/>
+          <w:b/>
+          <w:bCs/>
+          <w:sz w:val="24"/>
+          <w:szCs w:val="24"/>
+        </w:rPr>
+        <w:br w:type="page"/>
       </w:r>
     </w:p>
     <w:p>
@@ -8478,29 +8979,66 @@
     <w:p>
       <w:pPr>
         <w:rPr>
-          <w:rFonts w:ascii="Leelawadee UI" w:hAnsi="Leelawadee UI" w:cs="Leelawadee UI" w:hint="cs"/>
-          <w:b/>
-          <w:bCs/>
-          <w:sz w:val="24"/>
-          <w:szCs w:val="24"/>
+          <w:rFonts w:ascii="Leelawadee UI" w:hAnsi="Leelawadee UI" w:cs="Leelawadee UI"/>
+          <w:b/>
+          <w:bCs/>
+          <w:sz w:val="24"/>
+          <w:szCs w:val="24"/>
+          <w:cs/>
         </w:rPr>
       </w:pPr>
       <w:r>
         <w:rPr>
-          <w:rFonts w:ascii="Leelawadee UI" w:hAnsi="Leelawadee UI" w:cs="Leelawadee UI" w:hint="cs"/>
+          <w:rFonts w:ascii="Leelawadee UI" w:hAnsi="Leelawadee UI" w:cs="Leelawadee UI"/>
           <w:b/>
           <w:bCs/>
           <w:sz w:val="24"/>
           <w:szCs w:val="24"/>
           <w:cs/>
         </w:rPr>
-        <w:t>ผลลัพท์</w:t>
+        <w:br w:type="page"/>
       </w:r>
     </w:p>
     <w:p>
       <w:pPr>
         <w:rPr>
+          <w:rFonts w:ascii="Leelawadee UI" w:hAnsi="Leelawadee UI" w:cs="Leelawadee UI"/>
+          <w:b/>
+          <w:bCs/>
+          <w:sz w:val="24"/>
+          <w:szCs w:val="24"/>
+        </w:rPr>
+      </w:pPr>
+      <w:r>
+        <w:rPr>
           <w:rFonts w:ascii="Leelawadee UI" w:hAnsi="Leelawadee UI" w:cs="Leelawadee UI" w:hint="cs"/>
+          <w:b/>
+          <w:bCs/>
+          <w:sz w:val="24"/>
+          <w:szCs w:val="24"/>
+          <w:cs/>
+        </w:rPr>
+        <w:lastRenderedPageBreak/>
+        <w:t>ผล</w:t>
+      </w:r>
+      <w:proofErr w:type="spellStart"/>
+      <w:r>
+        <w:rPr>
+          <w:rFonts w:ascii="Leelawadee UI" w:hAnsi="Leelawadee UI" w:cs="Leelawadee UI" w:hint="cs"/>
+          <w:b/>
+          <w:bCs/>
+          <w:sz w:val="24"/>
+          <w:szCs w:val="24"/>
+          <w:cs/>
+        </w:rPr>
+        <w:t>ลัพท์</w:t>
+      </w:r>
+      <w:proofErr w:type="spellEnd"/>
+    </w:p>
+    <w:p>
+      <w:pPr>
+        <w:rPr>
+          <w:rFonts w:ascii="Leelawadee UI" w:hAnsi="Leelawadee UI" w:cs="Leelawadee UI"/>
           <w:b/>
           <w:bCs/>
           <w:sz w:val="24"/>
@@ -8519,9 +9057,9 @@
         <mc:AlternateContent>
           <mc:Choice Requires="wps">
             <w:drawing>
-              <wp:inline distT="0" distB="0" distL="0" distR="0" wp14:anchorId="4B218C82" wp14:editId="7B7571DB">
-                <wp:extent cx="5701030" cy="2152650"/>
-                <wp:effectExtent l="0" t="0" r="13970" b="19050"/>
+              <wp:inline distT="0" distB="0" distL="0" distR="0" wp14:anchorId="4B218C82" wp14:editId="4A5FC9FC">
+                <wp:extent cx="5701030" cy="8144934"/>
+                <wp:effectExtent l="0" t="0" r="13970" b="27940"/>
                 <wp:docPr id="17" name="Text Box 2"/>
                 <wp:cNvGraphicFramePr>
                   <a:graphicFrameLocks xmlns:a="http://schemas.openxmlformats.org/drawingml/2006/main"/>
@@ -8535,7 +9073,7 @@
                       <wps:spPr bwMode="auto">
                         <a:xfrm>
                           <a:off x="0" y="0"/>
-                          <a:ext cx="5701030" cy="2152650"/>
+                          <a:ext cx="5701030" cy="8144934"/>
                         </a:xfrm>
                         <a:prstGeom prst="rect">
                           <a:avLst/>
@@ -8562,6 +9100,46 @@
                                 <w:szCs w:val="32"/>
                               </w:rPr>
                             </w:pPr>
+                            <w:r>
+                              <w:rPr>
+                                <w:noProof/>
+                              </w:rPr>
+                              <w:drawing>
+                                <wp:inline distT="0" distB="0" distL="0" distR="0" wp14:anchorId="042E9694" wp14:editId="7A7EB82E">
+                                  <wp:extent cx="5479206" cy="6845300"/>
+                                  <wp:effectExtent l="0" t="0" r="7620" b="0"/>
+                                  <wp:docPr id="932012648" name="Picture 1"/>
+                                  <wp:cNvGraphicFramePr>
+                                    <a:graphicFrameLocks xmlns:a="http://schemas.openxmlformats.org/drawingml/2006/main" noChangeAspect="1"/>
+                                  </wp:cNvGraphicFramePr>
+                                  <a:graphic xmlns:a="http://schemas.openxmlformats.org/drawingml/2006/main">
+                                    <a:graphicData uri="http://schemas.openxmlformats.org/drawingml/2006/picture">
+                                      <pic:pic xmlns:pic="http://schemas.openxmlformats.org/drawingml/2006/picture">
+                                        <pic:nvPicPr>
+                                          <pic:cNvPr id="932012648" name=""/>
+                                          <pic:cNvPicPr/>
+                                        </pic:nvPicPr>
+                                        <pic:blipFill>
+                                          <a:blip r:embed="rId12"/>
+                                          <a:stretch>
+                                            <a:fillRect/>
+                                          </a:stretch>
+                                        </pic:blipFill>
+                                        <pic:spPr>
+                                          <a:xfrm>
+                                            <a:off x="0" y="0"/>
+                                            <a:ext cx="5509344" cy="6882953"/>
+                                          </a:xfrm>
+                                          <a:prstGeom prst="rect">
+                                            <a:avLst/>
+                                          </a:prstGeom>
+                                        </pic:spPr>
+                                      </pic:pic>
+                                    </a:graphicData>
+                                  </a:graphic>
+                                </wp:inline>
+                              </w:drawing>
+                            </w:r>
                           </w:p>
                           <w:p>
                             <w:pPr>
@@ -8666,7 +9244,7 @@
           </mc:Choice>
           <mc:Fallback>
             <w:pict>
-              <v:shape w14:anchorId="4B218C82" id="_x0000_s1050" type="#_x0000_t202" style="width:448.9pt;height:169.5pt;visibility:visible;mso-wrap-style:square;mso-left-percent:-10001;mso-top-percent:-10001;mso-position-horizontal:absolute;mso-position-horizontal-relative:char;mso-position-vertical:absolute;mso-position-vertical-relative:line;mso-left-percent:-10001;mso-top-percent:-10001;v-text-anchor:top" o:gfxdata="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">
+              <v:shape w14:anchorId="4B218C82" id="_x0000_s1050" type="#_x0000_t202" style="width:448.9pt;height:641.35pt;visibility:visible;mso-wrap-style:square;mso-left-percent:-10001;mso-top-percent:-10001;mso-position-horizontal:absolute;mso-position-horizontal-relative:char;mso-position-vertical:absolute;mso-position-vertical-relative:line;mso-left-percent:-10001;mso-top-percent:-10001;v-text-anchor:top" o:gfxdata="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">
                 <v:textbox>
                   <w:txbxContent>
                     <w:p>
@@ -8677,6 +9255,46 @@
                           <w:szCs w:val="32"/>
                         </w:rPr>
                       </w:pPr>
+                      <w:r>
+                        <w:rPr>
+                          <w:noProof/>
+                        </w:rPr>
+                        <w:drawing>
+                          <wp:inline distT="0" distB="0" distL="0" distR="0" wp14:anchorId="042E9694" wp14:editId="7A7EB82E">
+                            <wp:extent cx="5479206" cy="6845300"/>
+                            <wp:effectExtent l="0" t="0" r="7620" b="0"/>
+                            <wp:docPr id="932012648" name="Picture 1"/>
+                            <wp:cNvGraphicFramePr>
+                              <a:graphicFrameLocks xmlns:a="http://schemas.openxmlformats.org/drawingml/2006/main" noChangeAspect="1"/>
+                            </wp:cNvGraphicFramePr>
+                            <a:graphic xmlns:a="http://schemas.openxmlformats.org/drawingml/2006/main">
+                              <a:graphicData uri="http://schemas.openxmlformats.org/drawingml/2006/picture">
+                                <pic:pic xmlns:pic="http://schemas.openxmlformats.org/drawingml/2006/picture">
+                                  <pic:nvPicPr>
+                                    <pic:cNvPr id="932012648" name=""/>
+                                    <pic:cNvPicPr/>
+                                  </pic:nvPicPr>
+                                  <pic:blipFill>
+                                    <a:blip r:embed="rId12"/>
+                                    <a:stretch>
+                                      <a:fillRect/>
+                                    </a:stretch>
+                                  </pic:blipFill>
+                                  <pic:spPr>
+                                    <a:xfrm>
+                                      <a:off x="0" y="0"/>
+                                      <a:ext cx="5509344" cy="6882953"/>
+                                    </a:xfrm>
+                                    <a:prstGeom prst="rect">
+                                      <a:avLst/>
+                                    </a:prstGeom>
+                                  </pic:spPr>
+                                </pic:pic>
+                              </a:graphicData>
+                            </a:graphic>
+                          </wp:inline>
+                        </w:drawing>
+                      </w:r>
                     </w:p>
                     <w:p>
                       <w:pPr>
@@ -8775,6 +9393,27 @@
             </w:pict>
           </mc:Fallback>
         </mc:AlternateContent>
+      </w:r>
+    </w:p>
+    <w:p>
+      <w:pPr>
+        <w:rPr>
+          <w:rFonts w:ascii="Leelawadee UI" w:hAnsi="Leelawadee UI" w:cs="Leelawadee UI"/>
+          <w:b/>
+          <w:bCs/>
+          <w:sz w:val="24"/>
+          <w:szCs w:val="24"/>
+        </w:rPr>
+      </w:pPr>
+      <w:r>
+        <w:rPr>
+          <w:rFonts w:ascii="Leelawadee UI" w:hAnsi="Leelawadee UI" w:cs="Leelawadee UI"/>
+          <w:b/>
+          <w:bCs/>
+          <w:sz w:val="24"/>
+          <w:szCs w:val="24"/>
+        </w:rPr>
+        <w:br w:type="page"/>
       </w:r>
     </w:p>
     <w:p>
@@ -10229,23 +10868,24 @@
     <w:p>
       <w:pPr>
         <w:rPr>
-          <w:rFonts w:ascii="Leelawadee UI" w:hAnsi="Leelawadee UI" w:cs="Leelawadee UI" w:hint="cs"/>
-          <w:b/>
-          <w:bCs/>
-          <w:sz w:val="24"/>
-          <w:szCs w:val="24"/>
+          <w:rFonts w:ascii="Leelawadee UI" w:hAnsi="Leelawadee UI" w:cs="Leelawadee UI"/>
+          <w:b/>
+          <w:bCs/>
+          <w:sz w:val="24"/>
+          <w:szCs w:val="24"/>
+          <w:cs/>
         </w:rPr>
       </w:pPr>
       <w:r>
         <w:rPr>
-          <w:rFonts w:ascii="Leelawadee UI" w:hAnsi="Leelawadee UI" w:cs="Leelawadee UI" w:hint="cs"/>
+          <w:rFonts w:ascii="Leelawadee UI" w:hAnsi="Leelawadee UI" w:cs="Leelawadee UI"/>
           <w:b/>
           <w:bCs/>
           <w:sz w:val="24"/>
           <w:szCs w:val="24"/>
           <w:cs/>
         </w:rPr>
-        <w:t>ผลลัพท์</w:t>
+        <w:br w:type="page"/>
       </w:r>
     </w:p>
     <w:p>
@@ -10260,6 +10900,42 @@
       </w:pPr>
       <w:r>
         <w:rPr>
+          <w:rFonts w:ascii="Leelawadee UI" w:hAnsi="Leelawadee UI" w:cs="Leelawadee UI" w:hint="cs"/>
+          <w:b/>
+          <w:bCs/>
+          <w:sz w:val="24"/>
+          <w:szCs w:val="24"/>
+          <w:cs/>
+        </w:rPr>
+        <w:lastRenderedPageBreak/>
+        <w:t>ผล</w:t>
+      </w:r>
+      <w:proofErr w:type="spellStart"/>
+      <w:r>
+        <w:rPr>
+          <w:rFonts w:ascii="Leelawadee UI" w:hAnsi="Leelawadee UI" w:cs="Leelawadee UI" w:hint="cs"/>
+          <w:b/>
+          <w:bCs/>
+          <w:sz w:val="24"/>
+          <w:szCs w:val="24"/>
+          <w:cs/>
+        </w:rPr>
+        <w:t>ลัพท์</w:t>
+      </w:r>
+      <w:proofErr w:type="spellEnd"/>
+    </w:p>
+    <w:p>
+      <w:pPr>
+        <w:rPr>
+          <w:rFonts w:ascii="Leelawadee UI" w:hAnsi="Leelawadee UI" w:cs="Leelawadee UI"/>
+          <w:b/>
+          <w:bCs/>
+          <w:sz w:val="24"/>
+          <w:szCs w:val="24"/>
+        </w:rPr>
+      </w:pPr>
+      <w:r>
+        <w:rPr>
           <w:rFonts w:ascii="Leelawadee UI" w:hAnsi="Leelawadee UI" w:cs="Leelawadee UI"/>
           <w:b/>
           <w:bCs/>
@@ -10270,9 +10946,9 @@
         <mc:AlternateContent>
           <mc:Choice Requires="wps">
             <w:drawing>
-              <wp:inline distT="0" distB="0" distL="0" distR="0" wp14:anchorId="7E836AE6" wp14:editId="320B3EBB">
-                <wp:extent cx="5701030" cy="2895600"/>
-                <wp:effectExtent l="0" t="0" r="13970" b="19050"/>
+              <wp:inline distT="0" distB="0" distL="0" distR="0" wp14:anchorId="7E836AE6" wp14:editId="509B80D9">
+                <wp:extent cx="5701030" cy="8393723"/>
+                <wp:effectExtent l="0" t="0" r="13970" b="26670"/>
                 <wp:docPr id="1927107831" name="Text Box 2"/>
                 <wp:cNvGraphicFramePr>
                   <a:graphicFrameLocks xmlns:a="http://schemas.openxmlformats.org/drawingml/2006/main"/>
@@ -10286,7 +10962,7 @@
                       <wps:spPr bwMode="auto">
                         <a:xfrm>
                           <a:off x="0" y="0"/>
-                          <a:ext cx="5701030" cy="2895600"/>
+                          <a:ext cx="5701030" cy="8393723"/>
                         </a:xfrm>
                         <a:prstGeom prst="rect">
                           <a:avLst/>
@@ -10313,6 +10989,46 @@
                                 <w:szCs w:val="32"/>
                               </w:rPr>
                             </w:pPr>
+                            <w:r>
+                              <w:rPr>
+                                <w:noProof/>
+                              </w:rPr>
+                              <w:drawing>
+                                <wp:inline distT="0" distB="0" distL="0" distR="0" wp14:anchorId="6803BBFE" wp14:editId="01EBD5DD">
+                                  <wp:extent cx="5392615" cy="8300103"/>
+                                  <wp:effectExtent l="0" t="0" r="0" b="5715"/>
+                                  <wp:docPr id="737431953" name="Picture 1"/>
+                                  <wp:cNvGraphicFramePr>
+                                    <a:graphicFrameLocks xmlns:a="http://schemas.openxmlformats.org/drawingml/2006/main" noChangeAspect="1"/>
+                                  </wp:cNvGraphicFramePr>
+                                  <a:graphic xmlns:a="http://schemas.openxmlformats.org/drawingml/2006/main">
+                                    <a:graphicData uri="http://schemas.openxmlformats.org/drawingml/2006/picture">
+                                      <pic:pic xmlns:pic="http://schemas.openxmlformats.org/drawingml/2006/picture">
+                                        <pic:nvPicPr>
+                                          <pic:cNvPr id="737431953" name=""/>
+                                          <pic:cNvPicPr/>
+                                        </pic:nvPicPr>
+                                        <pic:blipFill>
+                                          <a:blip r:embed="rId13"/>
+                                          <a:stretch>
+                                            <a:fillRect/>
+                                          </a:stretch>
+                                        </pic:blipFill>
+                                        <pic:spPr>
+                                          <a:xfrm>
+                                            <a:off x="0" y="0"/>
+                                            <a:ext cx="5402605" cy="8315480"/>
+                                          </a:xfrm>
+                                          <a:prstGeom prst="rect">
+                                            <a:avLst/>
+                                          </a:prstGeom>
+                                        </pic:spPr>
+                                      </pic:pic>
+                                    </a:graphicData>
+                                  </a:graphic>
+                                </wp:inline>
+                              </w:drawing>
+                            </w:r>
                           </w:p>
                           <w:p>
                             <w:pPr>
@@ -10417,7 +11133,7 @@
           </mc:Choice>
           <mc:Fallback>
             <w:pict>
-              <v:shape w14:anchorId="7E836AE6" id="_x0000_s1053" type="#_x0000_t202" style="width:448.9pt;height:228pt;visibility:visible;mso-wrap-style:square;mso-left-percent:-10001;mso-top-percent:-10001;mso-position-horizontal:absolute;mso-position-horizontal-relative:char;mso-position-vertical:absolute;mso-position-vertical-relative:line;mso-left-percent:-10001;mso-top-percent:-10001;v-text-anchor:top" o:gfxdata="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">
+              <v:shape w14:anchorId="7E836AE6" id="_x0000_s1053" type="#_x0000_t202" style="width:448.9pt;height:660.9pt;visibility:visible;mso-wrap-style:square;mso-left-percent:-10001;mso-top-percent:-10001;mso-position-horizontal:absolute;mso-position-horizontal-relative:char;mso-position-vertical:absolute;mso-position-vertical-relative:line;mso-left-percent:-10001;mso-top-percent:-10001;v-text-anchor:top" o:gfxdata="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">
                 <v:textbox>
                   <w:txbxContent>
                     <w:p>
@@ -10428,6 +11144,46 @@
                           <w:szCs w:val="32"/>
                         </w:rPr>
                       </w:pPr>
+                      <w:r>
+                        <w:rPr>
+                          <w:noProof/>
+                        </w:rPr>
+                        <w:drawing>
+                          <wp:inline distT="0" distB="0" distL="0" distR="0" wp14:anchorId="6803BBFE" wp14:editId="01EBD5DD">
+                            <wp:extent cx="5392615" cy="8300103"/>
+                            <wp:effectExtent l="0" t="0" r="0" b="5715"/>
+                            <wp:docPr id="737431953" name="Picture 1"/>
+                            <wp:cNvGraphicFramePr>
+                              <a:graphicFrameLocks xmlns:a="http://schemas.openxmlformats.org/drawingml/2006/main" noChangeAspect="1"/>
+                            </wp:cNvGraphicFramePr>
+                            <a:graphic xmlns:a="http://schemas.openxmlformats.org/drawingml/2006/main">
+                              <a:graphicData uri="http://schemas.openxmlformats.org/drawingml/2006/picture">
+                                <pic:pic xmlns:pic="http://schemas.openxmlformats.org/drawingml/2006/picture">
+                                  <pic:nvPicPr>
+                                    <pic:cNvPr id="737431953" name=""/>
+                                    <pic:cNvPicPr/>
+                                  </pic:nvPicPr>
+                                  <pic:blipFill>
+                                    <a:blip r:embed="rId13"/>
+                                    <a:stretch>
+                                      <a:fillRect/>
+                                    </a:stretch>
+                                  </pic:blipFill>
+                                  <pic:spPr>
+                                    <a:xfrm>
+                                      <a:off x="0" y="0"/>
+                                      <a:ext cx="5402605" cy="8315480"/>
+                                    </a:xfrm>
+                                    <a:prstGeom prst="rect">
+                                      <a:avLst/>
+                                    </a:prstGeom>
+                                  </pic:spPr>
+                                </pic:pic>
+                              </a:graphicData>
+                            </a:graphic>
+                          </wp:inline>
+                        </w:drawing>
+                      </w:r>
                     </w:p>
                     <w:p>
                       <w:pPr>
@@ -11450,7 +12206,7 @@
     <w:p>
       <w:pPr>
         <w:rPr>
-          <w:rFonts w:ascii="Leelawadee UI" w:hAnsi="Leelawadee UI" w:cs="Leelawadee UI" w:hint="cs"/>
+          <w:rFonts w:ascii="Leelawadee UI" w:hAnsi="Leelawadee UI" w:cs="Leelawadee UI"/>
           <w:b/>
           <w:bCs/>
           <w:sz w:val="24"/>
@@ -11764,7 +12520,7 @@
       </w:r>
     </w:p>
     <w:sectPr>
-      <w:footerReference w:type="default" r:id="rId7"/>
+      <w:footerReference w:type="default" r:id="rId14"/>
       <w:pgSz w:w="11906" w:h="16838" w:code="9"/>
       <w:pgMar w:top="1440" w:right="1440" w:bottom="1440" w:left="1440" w:header="720" w:footer="720" w:gutter="0"/>
       <w:cols w:space="720"/>
